--- a/MATERIAIS PUBLICADOS/RH E SERVIDOR/FORMULARIO HORA EXTRA.docx
+++ b/MATERIAIS PUBLICADOS/RH E SERVIDOR/FORMULARIO HORA EXTRA.docx
@@ -1,6 +1,6 @@
 
 <file path=word/document.xml><?xml version="1.0" encoding="utf-8"?>
-<w:document xmlns:wpc="http://schemas.microsoft.com/office/word/2010/wordprocessingCanvas" xmlns:cx="http://schemas.microsoft.com/office/drawing/2014/chartex" xmlns:cx1="http://schemas.microsoft.com/office/drawing/2015/9/8/chartex" xmlns:cx2="http://schemas.microsoft.com/office/drawing/2015/10/21/chartex" xmlns:cx3="http://schemas.microsoft.com/office/drawing/2016/5/9/chartex" xmlns:cx4="http://schemas.microsoft.com/office/drawing/2016/5/10/chartex" xmlns:cx5="http://schemas.microsoft.com/office/drawing/2016/5/11/chartex" xmlns:cx6="http://schemas.microsoft.com/office/drawing/2016/5/12/chartex" xmlns:cx7="http://schemas.microsoft.com/office/drawing/2016/5/13/chartex" xmlns:cx8="http://schemas.microsoft.com/office/drawing/2016/5/14/chartex" xmlns:mc="http://schemas.openxmlformats.org/markup-compatibility/2006" xmlns:aink="http://schemas.microsoft.com/office/drawing/2016/ink" xmlns:am3d="http://schemas.microsoft.com/office/drawing/2017/model3d" xmlns:o="urn:schemas-microsoft-com:office:office" xmlns:r="http://schemas.openxmlformats.org/officeDocument/2006/relationships" xmlns:m="http://schemas.openxmlformats.org/officeDocument/2006/math" xmlns:v="urn:schemas-microsoft-com:vml" xmlns:wp14="http://schemas.microsoft.com/office/word/2010/wordprocessingDrawing" xmlns:wp="http://schemas.openxmlformats.org/drawingml/2006/wordprocessingDrawing" xmlns:w10="urn:schemas-microsoft-com:office:word" xmlns:w="http://schemas.openxmlformats.org/wordprocessingml/2006/main" xmlns:w14="http://schemas.microsoft.com/office/word/2010/wordml" xmlns:w15="http://schemas.microsoft.com/office/word/2012/wordml" xmlns:w16cex="http://schemas.microsoft.com/office/word/2018/wordml/cex" xmlns:w16cid="http://schemas.microsoft.com/office/word/2016/wordml/cid" xmlns:w16="http://schemas.microsoft.com/office/word/2018/wordml" xmlns:w16sdtdh="http://schemas.microsoft.com/office/word/2020/wordml/sdtdatahash" xmlns:w16se="http://schemas.microsoft.com/office/word/2015/wordml/symex" xmlns:wpg="http://schemas.microsoft.com/office/word/2010/wordprocessingGroup" xmlns:wpi="http://schemas.microsoft.com/office/word/2010/wordprocessingInk" xmlns:wne="http://schemas.microsoft.com/office/word/2006/wordml" xmlns:wps="http://schemas.microsoft.com/office/word/2010/wordprocessingShape" mc:Ignorable="w14 w15 w16se w16cid w16 w16cex w16sdtdh wp14">
+<w:document xmlns:wpc="http://schemas.microsoft.com/office/word/2010/wordprocessingCanvas" xmlns:cx="http://schemas.microsoft.com/office/drawing/2014/chartex" xmlns:cx1="http://schemas.microsoft.com/office/drawing/2015/9/8/chartex" xmlns:cx2="http://schemas.microsoft.com/office/drawing/2015/10/21/chartex" xmlns:cx3="http://schemas.microsoft.com/office/drawing/2016/5/9/chartex" xmlns:cx4="http://schemas.microsoft.com/office/drawing/2016/5/10/chartex" xmlns:cx5="http://schemas.microsoft.com/office/drawing/2016/5/11/chartex" xmlns:cx6="http://schemas.microsoft.com/office/drawing/2016/5/12/chartex" xmlns:cx7="http://schemas.microsoft.com/office/drawing/2016/5/13/chartex" xmlns:cx8="http://schemas.microsoft.com/office/drawing/2016/5/14/chartex" xmlns:mc="http://schemas.openxmlformats.org/markup-compatibility/2006" xmlns:aink="http://schemas.microsoft.com/office/drawing/2016/ink" xmlns:am3d="http://schemas.microsoft.com/office/drawing/2017/model3d" xmlns:o="urn:schemas-microsoft-com:office:office" xmlns:oel="http://schemas.microsoft.com/office/2019/extlst" xmlns:r="http://schemas.openxmlformats.org/officeDocument/2006/relationships" xmlns:m="http://schemas.openxmlformats.org/officeDocument/2006/math" xmlns:v="urn:schemas-microsoft-com:vml" xmlns:wp14="http://schemas.microsoft.com/office/word/2010/wordprocessingDrawing" xmlns:wp="http://schemas.openxmlformats.org/drawingml/2006/wordprocessingDrawing" xmlns:w10="urn:schemas-microsoft-com:office:word" xmlns:w="http://schemas.openxmlformats.org/wordprocessingml/2006/main" xmlns:w14="http://schemas.microsoft.com/office/word/2010/wordml" xmlns:w15="http://schemas.microsoft.com/office/word/2012/wordml" xmlns:w16cex="http://schemas.microsoft.com/office/word/2018/wordml/cex" xmlns:w16cid="http://schemas.microsoft.com/office/word/2016/wordml/cid" xmlns:w16="http://schemas.microsoft.com/office/word/2018/wordml" xmlns:w16du="http://schemas.microsoft.com/office/word/2023/wordml/word16du" xmlns:w16sdtdh="http://schemas.microsoft.com/office/word/2020/wordml/sdtdatahash" xmlns:w16sdtfl="http://schemas.microsoft.com/office/word/2024/wordml/sdtformatlock" xmlns:w16se="http://schemas.microsoft.com/office/word/2015/wordml/symex" xmlns:wpg="http://schemas.microsoft.com/office/word/2010/wordprocessingGroup" xmlns:wpi="http://schemas.microsoft.com/office/word/2010/wordprocessingInk" xmlns:wne="http://schemas.microsoft.com/office/word/2006/wordml" xmlns:wps="http://schemas.microsoft.com/office/word/2010/wordprocessingShape" mc:Ignorable="w14 w15 w16se w16cid w16 w16cex w16sdtdh w16sdtfl w16du wp14">
   <w:body>
     <w:p>
       <w:pPr>
@@ -104,13 +104,7 @@
         <w:rPr>
           <w:rFonts w:ascii="Arial" w:hAnsi="Arial" w:cs="Arial"/>
         </w:rPr>
-        <w:t>Nº de Controle do Formulário:</w:t>
-      </w:r>
-      <w:r>
-        <w:rPr>
-          <w:rFonts w:ascii="Arial" w:hAnsi="Arial" w:cs="Arial"/>
-        </w:rPr>
-        <w:t xml:space="preserve"> ____________ / 2026 </w:t>
+        <w:t xml:space="preserve">Nº de Controle do Formulário: ____________ / 2026 </w:t>
       </w:r>
     </w:p>
     <w:p>
@@ -597,13 +591,7 @@
         <w:rPr>
           <w:rFonts w:ascii="Arial" w:hAnsi="Arial" w:cs="Arial"/>
         </w:rPr>
-        <w:t xml:space="preserve">SEÇÃO 1: IDENTIFICAÇÃO </w:t>
-      </w:r>
-      <w:r>
-        <w:rPr>
-          <w:rFonts w:ascii="Arial" w:hAnsi="Arial" w:cs="Arial"/>
-        </w:rPr>
-        <w:t xml:space="preserve">(a ser preenchido pela Chefia Imediata) </w:t>
+        <w:t xml:space="preserve">SEÇÃO 1: IDENTIFICAÇÃO (a ser preenchido pela Chefia Imediata) </w:t>
       </w:r>
     </w:p>
     <w:p>
@@ -630,7 +618,6 @@
         <w:tblCellMar>
           <w:top w:w="51" w:type="dxa"/>
           <w:left w:w="105" w:type="dxa"/>
-          <w:bottom w:w="0" w:type="dxa"/>
           <w:right w:w="115" w:type="dxa"/>
         </w:tblCellMar>
         <w:tblLook w:val="04A0" w:firstRow="1" w:lastRow="0" w:firstColumn="1" w:lastColumn="0" w:noHBand="0" w:noVBand="1"/>
@@ -921,13 +908,7 @@
         <w:rPr>
           <w:rFonts w:ascii="Arial" w:hAnsi="Arial" w:cs="Arial"/>
         </w:rPr>
-        <w:t xml:space="preserve">SEÇÃO 2: JUSTIFICATIVA DA NECESSIDADE </w:t>
-      </w:r>
-      <w:r>
-        <w:rPr>
-          <w:rFonts w:ascii="Arial" w:hAnsi="Arial" w:cs="Arial"/>
-        </w:rPr>
-        <w:t xml:space="preserve">(a ser preenchido pela Chefia Imediata) </w:t>
+        <w:t xml:space="preserve">SEÇÃO 2: JUSTIFICATIVA DA NECESSIDADE (a ser preenchido pela Chefia Imediata) </w:t>
       </w:r>
     </w:p>
     <w:p>
@@ -955,7 +936,6 @@
         <w:tblCellMar>
           <w:top w:w="48" w:type="dxa"/>
           <w:left w:w="108" w:type="dxa"/>
-          <w:bottom w:w="0" w:type="dxa"/>
           <w:right w:w="43" w:type="dxa"/>
         </w:tblCellMar>
         <w:tblLook w:val="04A0" w:firstRow="1" w:lastRow="0" w:firstColumn="1" w:lastColumn="0" w:noHBand="0" w:noVBand="1"/>
@@ -1006,28 +986,6 @@
               <w:rPr>
                 <w:rFonts w:ascii="Arial" w:hAnsi="Arial" w:cs="Arial"/>
               </w:rPr>
-              <w:t>________________________________________</w:t>
-            </w:r>
-            <w:r>
-              <w:rPr>
-                <w:rFonts w:ascii="Arial" w:hAnsi="Arial" w:cs="Arial"/>
-              </w:rPr>
-              <w:t>__________________________</w:t>
-            </w:r>
-          </w:p>
-          <w:p>
-            <w:pPr>
-              <w:spacing w:after="0" w:line="259" w:lineRule="auto"/>
-              <w:ind w:left="0" w:firstLine="0"/>
-              <w:jc w:val="both"/>
-              <w:rPr>
-                <w:rFonts w:ascii="Arial" w:hAnsi="Arial" w:cs="Arial"/>
-              </w:rPr>
-            </w:pPr>
-            <w:r>
-              <w:rPr>
-                <w:rFonts w:ascii="Arial" w:hAnsi="Arial" w:cs="Arial"/>
-              </w:rPr>
               <w:t>__________________________________________________________________</w:t>
             </w:r>
           </w:p>
@@ -1076,13 +1034,23 @@
               <w:rPr>
                 <w:rFonts w:ascii="Arial" w:hAnsi="Arial" w:cs="Arial"/>
               </w:rPr>
-              <w:t>____________________________</w:t>
+              <w:t>__________________________________________________________________</w:t>
             </w:r>
+          </w:p>
+          <w:p>
+            <w:pPr>
+              <w:spacing w:after="0" w:line="259" w:lineRule="auto"/>
+              <w:ind w:left="0" w:firstLine="0"/>
+              <w:jc w:val="both"/>
+              <w:rPr>
+                <w:rFonts w:ascii="Arial" w:hAnsi="Arial" w:cs="Arial"/>
+              </w:rPr>
+            </w:pPr>
             <w:r>
               <w:rPr>
                 <w:rFonts w:ascii="Arial" w:hAnsi="Arial" w:cs="Arial"/>
               </w:rPr>
-              <w:t>______________________________________</w:t>
+              <w:t>__________________________________________________________________</w:t>
             </w:r>
           </w:p>
           <w:p>
@@ -1274,13 +1242,7 @@
               <w:rPr>
                 <w:rFonts w:ascii="Arial" w:hAnsi="Arial" w:cs="Arial"/>
               </w:rPr>
-              <w:t>_______________________________________________________</w:t>
-            </w:r>
-            <w:r>
-              <w:rPr>
-                <w:rFonts w:ascii="Arial" w:hAnsi="Arial" w:cs="Arial"/>
-              </w:rPr>
-              <w:t>___________</w:t>
+              <w:t>__________________________________________________________________</w:t>
             </w:r>
           </w:p>
           <w:p>
@@ -1441,13 +1403,7 @@
               <w:rPr>
                 <w:rFonts w:ascii="Arial" w:hAnsi="Arial" w:cs="Arial"/>
               </w:rPr>
-              <w:t>__________________________________________________________</w:t>
-            </w:r>
-            <w:r>
-              <w:rPr>
-                <w:rFonts w:ascii="Arial" w:hAnsi="Arial" w:cs="Arial"/>
-              </w:rPr>
-              <w:t xml:space="preserve">________ ________________________ </w:t>
+              <w:t xml:space="preserve">__________________________________________________________________ ________________________ </w:t>
             </w:r>
           </w:p>
         </w:tc>
@@ -1623,13 +1579,7 @@
               <w:rPr>
                 <w:rFonts w:ascii="Arial" w:hAnsi="Arial" w:cs="Arial"/>
               </w:rPr>
-              <w:t>_______________________________________________________</w:t>
-            </w:r>
-            <w:r>
-              <w:rPr>
-                <w:rFonts w:ascii="Arial" w:hAnsi="Arial" w:cs="Arial"/>
-              </w:rPr>
-              <w:t xml:space="preserve">___________ ________________________________ </w:t>
+              <w:t xml:space="preserve">__________________________________________________________________ ________________________________ </w:t>
             </w:r>
           </w:p>
         </w:tc>
@@ -1693,25 +1643,7 @@
               <w:rPr>
                 <w:rFonts w:ascii="Arial" w:hAnsi="Arial" w:cs="Arial"/>
               </w:rPr>
-              <w:t>Declaração da Chefia:</w:t>
-            </w:r>
-            <w:r>
-              <w:rPr>
-                <w:rFonts w:ascii="Arial" w:hAnsi="Arial" w:cs="Arial"/>
-              </w:rPr>
-              <w:t xml:space="preserve"> </w:t>
-            </w:r>
-            <w:r>
-              <w:rPr>
-                <w:rFonts w:ascii="Arial" w:hAnsi="Arial" w:cs="Arial"/>
-              </w:rPr>
-              <w:t>Declaro, sob as penas da lei e ciente de minha responsabilidade funcional, que as informações acima são verdadeiras e que o serviço é indispensável ao interesse público.</w:t>
-            </w:r>
-            <w:r>
-              <w:rPr>
-                <w:rFonts w:ascii="Arial" w:hAnsi="Arial" w:cs="Arial"/>
-              </w:rPr>
-              <w:t xml:space="preserve"> </w:t>
+              <w:t xml:space="preserve">Declaração da Chefia: Declaro, sob as penas da lei e ciente de minha responsabilidade funcional, que as informações acima são verdadeiras e que o serviço é indispensável ao interesse público. </w:t>
             </w:r>
           </w:p>
         </w:tc>
@@ -1810,8 +1742,18 @@
         <w:rPr>
           <w:rFonts w:ascii="Arial" w:hAnsi="Arial" w:cs="Arial"/>
         </w:rPr>
-        <w:t>SEÇÃO 3: ANÁLISE E AUTORIZAÇÃO DO SECRETÁRIO DA PASTA</w:t>
-      </w:r>
+        <w:t xml:space="preserve">SEÇÃO 3: ANÁLISE E AUTORIZAÇÃO DO SECRETÁRIO DA PASTA </w:t>
+      </w:r>
+    </w:p>
+    <w:p>
+      <w:pPr>
+        <w:spacing w:after="0" w:line="259" w:lineRule="auto"/>
+        <w:ind w:left="0" w:firstLine="0"/>
+        <w:jc w:val="both"/>
+        <w:rPr>
+          <w:rFonts w:ascii="Arial" w:hAnsi="Arial" w:cs="Arial"/>
+        </w:rPr>
+      </w:pPr>
       <w:r>
         <w:rPr>
           <w:rFonts w:ascii="Arial" w:hAnsi="Arial" w:cs="Arial"/>
@@ -1821,53 +1763,17 @@
     </w:p>
     <w:p>
       <w:pPr>
-        <w:spacing w:after="0" w:line="259" w:lineRule="auto"/>
-        <w:ind w:left="0" w:firstLine="0"/>
-        <w:jc w:val="both"/>
-        <w:rPr>
-          <w:rFonts w:ascii="Arial" w:hAnsi="Arial" w:cs="Arial"/>
-        </w:rPr>
-      </w:pPr>
-      <w:r>
-        <w:rPr>
-          <w:rFonts w:ascii="Arial" w:hAnsi="Arial" w:cs="Arial"/>
-        </w:rPr>
-        <w:t xml:space="preserve"> </w:t>
-      </w:r>
-    </w:p>
-    <w:p>
-      <w:pPr>
         <w:ind w:left="-5"/>
         <w:jc w:val="both"/>
         <w:rPr>
           <w:rFonts w:ascii="Arial" w:hAnsi="Arial" w:cs="Arial"/>
         </w:rPr>
       </w:pPr>
-      <w:proofErr w:type="gramStart"/>
-      <w:r>
-        <w:rPr>
-          <w:rFonts w:ascii="Arial" w:hAnsi="Arial" w:cs="Arial"/>
-        </w:rPr>
-        <w:t xml:space="preserve">(  </w:t>
-      </w:r>
-      <w:proofErr w:type="gramEnd"/>
-      <w:r>
-        <w:rPr>
-          <w:rFonts w:ascii="Arial" w:hAnsi="Arial" w:cs="Arial"/>
-        </w:rPr>
-        <w:t xml:space="preserve">  ) </w:t>
-      </w:r>
-      <w:r>
-        <w:rPr>
-          <w:rFonts w:ascii="Arial" w:hAnsi="Arial" w:cs="Arial"/>
-        </w:rPr>
-        <w:t>AUTORIZO</w:t>
-      </w:r>
-      <w:r>
-        <w:rPr>
-          <w:rFonts w:ascii="Arial" w:hAnsi="Arial" w:cs="Arial"/>
-        </w:rPr>
-        <w:t xml:space="preserve"> a realização do serviço extraordinário nos termos solicitados.  </w:t>
+      <w:r>
+        <w:rPr>
+          <w:rFonts w:ascii="Arial" w:hAnsi="Arial" w:cs="Arial"/>
+        </w:rPr>
+        <w:t xml:space="preserve">(    ) AUTORIZO a realização do serviço extraordinário nos termos solicitados.  </w:t>
       </w:r>
     </w:p>
     <w:p>
@@ -1878,37 +1784,11 @@
           <w:rFonts w:ascii="Arial" w:hAnsi="Arial" w:cs="Arial"/>
         </w:rPr>
       </w:pPr>
-      <w:proofErr w:type="gramStart"/>
-      <w:r>
-        <w:rPr>
-          <w:rFonts w:ascii="Arial" w:hAnsi="Arial" w:cs="Arial"/>
-        </w:rPr>
-        <w:t xml:space="preserve">(  </w:t>
-      </w:r>
-      <w:proofErr w:type="gramEnd"/>
-      <w:r>
-        <w:rPr>
-          <w:rFonts w:ascii="Arial" w:hAnsi="Arial" w:cs="Arial"/>
-        </w:rPr>
-        <w:t xml:space="preserve">  ) </w:t>
-      </w:r>
-      <w:r>
-        <w:rPr>
-          <w:rFonts w:ascii="Arial" w:hAnsi="Arial" w:cs="Arial"/>
-        </w:rPr>
-        <w:t>NÃO AUTORIZO</w:t>
-      </w:r>
-      <w:r>
-        <w:rPr>
-          <w:rFonts w:ascii="Arial" w:hAnsi="Arial" w:cs="Arial"/>
-        </w:rPr>
-        <w:t xml:space="preserve"> a real</w:t>
-      </w:r>
-      <w:r>
-        <w:rPr>
-          <w:rFonts w:ascii="Arial" w:hAnsi="Arial" w:cs="Arial"/>
-        </w:rPr>
-        <w:t xml:space="preserve">ização do serviço.  </w:t>
+      <w:r>
+        <w:rPr>
+          <w:rFonts w:ascii="Arial" w:hAnsi="Arial" w:cs="Arial"/>
+        </w:rPr>
+        <w:t xml:space="preserve">(    ) NÃO AUTORIZO a realização do serviço.  </w:t>
       </w:r>
     </w:p>
     <w:p>
@@ -1923,13 +1803,7 @@
         <w:rPr>
           <w:rFonts w:ascii="Arial" w:hAnsi="Arial" w:cs="Arial"/>
         </w:rPr>
-        <w:t>Motivo:</w:t>
-      </w:r>
-      <w:r>
-        <w:rPr>
-          <w:rFonts w:ascii="Arial" w:hAnsi="Arial" w:cs="Arial"/>
-        </w:rPr>
-        <w:t>_____________________________________________________________</w:t>
+        <w:t>Motivo:_____________________________________________________________</w:t>
       </w:r>
     </w:p>
     <w:p>
@@ -1974,13 +1848,7 @@
         <w:rPr>
           <w:rFonts w:ascii="Arial" w:hAnsi="Arial" w:cs="Arial"/>
         </w:rPr>
-        <w:t>______________________________</w:t>
-      </w:r>
-      <w:r>
-        <w:rPr>
-          <w:rFonts w:ascii="Arial" w:hAnsi="Arial" w:cs="Arial"/>
-        </w:rPr>
-        <w:t xml:space="preserve">_____________________________________ ______________________________________ </w:t>
+        <w:t xml:space="preserve">___________________________________________________________________ ______________________________________ </w:t>
       </w:r>
     </w:p>
     <w:p>
@@ -1995,13 +1863,7 @@
         <w:rPr>
           <w:rFonts w:ascii="Arial" w:hAnsi="Arial" w:cs="Arial"/>
         </w:rPr>
-        <w:t xml:space="preserve">Observações/Condições </w:t>
-      </w:r>
-      <w:r>
-        <w:rPr>
-          <w:rFonts w:ascii="Arial" w:hAnsi="Arial" w:cs="Arial"/>
-        </w:rPr>
-        <w:t xml:space="preserve">(se houver): </w:t>
+        <w:t xml:space="preserve">Observações/Condições (se houver): </w:t>
       </w:r>
     </w:p>
     <w:p>
@@ -2249,13 +2111,7 @@
         <w:rPr>
           <w:rFonts w:ascii="Arial" w:hAnsi="Arial" w:cs="Arial"/>
         </w:rPr>
-        <w:t>Declaro estar ciente da tarefa a ser executada e de que a compensação pelas</w:t>
-      </w:r>
-      <w:r>
-        <w:rPr>
-          <w:rFonts w:ascii="Arial" w:hAnsi="Arial" w:cs="Arial"/>
-        </w:rPr>
-        <w:t xml:space="preserve"> horas trabalhadas se dará, prioritariamente, via Banco de Horas, nos termos da normativa vigente. </w:t>
+        <w:t xml:space="preserve">Declaro estar ciente da tarefa a ser executada e de que a compensação pelas horas trabalhadas se dará, prioritariamente, via Banco de Horas, nos termos da normativa vigente. </w:t>
       </w:r>
     </w:p>
     <w:p>
@@ -2363,13 +2219,7 @@
         <w:rPr>
           <w:rFonts w:ascii="Arial" w:hAnsi="Arial" w:cs="Arial"/>
         </w:rPr>
-        <w:t>____________________________________________</w:t>
-      </w:r>
-      <w:r>
-        <w:rPr>
-          <w:rFonts w:ascii="Arial" w:hAnsi="Arial" w:cs="Arial"/>
-        </w:rPr>
-        <w:t xml:space="preserve">______________________ Data: </w:t>
+        <w:t xml:space="preserve">__________________________________________________________________ Data: </w:t>
       </w:r>
     </w:p>
     <w:p>
@@ -2416,13 +2266,7 @@
         <w:rPr>
           <w:rFonts w:ascii="Arial" w:hAnsi="Arial" w:cs="Arial"/>
         </w:rPr>
-        <w:t xml:space="preserve">SEÇÃO 5: HOMOLOGAÇÃO DA EXECUÇÃO </w:t>
-      </w:r>
-      <w:r>
-        <w:rPr>
-          <w:rFonts w:ascii="Arial" w:hAnsi="Arial" w:cs="Arial"/>
-        </w:rPr>
-        <w:t xml:space="preserve">(A ser preenchido pela Chefia </w:t>
+        <w:t xml:space="preserve">SEÇÃO 5: HOMOLOGAÇÃO DA EXECUÇÃO (A ser preenchido pela Chefia </w:t>
       </w:r>
     </w:p>
     <w:p>
@@ -2480,19 +2324,11 @@
           <w:rFonts w:ascii="Arial" w:hAnsi="Arial" w:cs="Arial"/>
         </w:rPr>
       </w:pPr>
-      <w:proofErr w:type="gramStart"/>
-      <w:r>
-        <w:rPr>
-          <w:rFonts w:ascii="Arial" w:hAnsi="Arial" w:cs="Arial"/>
-        </w:rPr>
-        <w:t xml:space="preserve">(  </w:t>
-      </w:r>
-      <w:proofErr w:type="gramEnd"/>
-      <w:r>
-        <w:rPr>
-          <w:rFonts w:ascii="Arial" w:hAnsi="Arial" w:cs="Arial"/>
-        </w:rPr>
-        <w:t xml:space="preserve"> ) Horas totais a serem incluídos em banco: _________ </w:t>
+      <w:r>
+        <w:rPr>
+          <w:rFonts w:ascii="Arial" w:hAnsi="Arial" w:cs="Arial"/>
+        </w:rPr>
+        <w:t xml:space="preserve">(   ) Horas totais a serem incluídos em banco: _________ </w:t>
       </w:r>
     </w:p>
     <w:p>
@@ -2503,25 +2339,11 @@
           <w:rFonts w:ascii="Arial" w:hAnsi="Arial" w:cs="Arial"/>
         </w:rPr>
       </w:pPr>
-      <w:proofErr w:type="gramStart"/>
-      <w:r>
-        <w:rPr>
-          <w:rFonts w:ascii="Arial" w:hAnsi="Arial" w:cs="Arial"/>
-        </w:rPr>
-        <w:t>(</w:t>
-      </w:r>
-      <w:r>
-        <w:rPr>
-          <w:rFonts w:ascii="Arial" w:hAnsi="Arial" w:cs="Arial"/>
-        </w:rPr>
-        <w:t xml:space="preserve">  </w:t>
-      </w:r>
-      <w:proofErr w:type="gramEnd"/>
-      <w:r>
-        <w:rPr>
-          <w:rFonts w:ascii="Arial" w:hAnsi="Arial" w:cs="Arial"/>
-        </w:rPr>
-        <w:t xml:space="preserve"> ) Horas totais realizadas para serem pagas: ________ </w:t>
+      <w:r>
+        <w:rPr>
+          <w:rFonts w:ascii="Arial" w:hAnsi="Arial" w:cs="Arial"/>
+        </w:rPr>
+        <w:t xml:space="preserve">(   ) Horas totais realizadas para serem pagas: ________ </w:t>
       </w:r>
     </w:p>
     <w:p>
@@ -2607,13 +2429,7 @@
         <w:rPr>
           <w:rFonts w:ascii="Arial" w:hAnsi="Arial" w:cs="Arial"/>
         </w:rPr>
-        <w:t>__________________________________________________________________ Data</w:t>
-      </w:r>
-      <w:r>
-        <w:rPr>
-          <w:rFonts w:ascii="Arial" w:hAnsi="Arial" w:cs="Arial"/>
-        </w:rPr>
-        <w:t xml:space="preserve">: </w:t>
+        <w:t xml:space="preserve">__________________________________________________________________ Data: </w:t>
       </w:r>
     </w:p>
     <w:p>
@@ -2628,13 +2444,7 @@
         <w:rPr>
           <w:rFonts w:ascii="Arial" w:hAnsi="Arial" w:cs="Arial"/>
         </w:rPr>
-        <w:t>___________________________________________________________________ ____</w:t>
-      </w:r>
-      <w:r>
-        <w:rPr>
-          <w:rFonts w:ascii="Arial" w:hAnsi="Arial" w:cs="Arial"/>
-        </w:rPr>
-        <w:t xml:space="preserve"> </w:t>
+        <w:t xml:space="preserve">___________________________________________________________________ ____ </w:t>
       </w:r>
     </w:p>
     <w:p>
@@ -2724,25 +2534,11 @@
           <w:rFonts w:ascii="Arial" w:hAnsi="Arial" w:cs="Arial"/>
         </w:rPr>
       </w:pPr>
-      <w:proofErr w:type="gramStart"/>
-      <w:r>
-        <w:rPr>
-          <w:rFonts w:ascii="Arial" w:hAnsi="Arial" w:cs="Arial"/>
-        </w:rPr>
-        <w:t xml:space="preserve">(  </w:t>
-      </w:r>
-      <w:proofErr w:type="gramEnd"/>
-      <w:r>
-        <w:rPr>
-          <w:rFonts w:ascii="Arial" w:hAnsi="Arial" w:cs="Arial"/>
-        </w:rPr>
-        <w:t xml:space="preserve"> ) Relatório de registro de ponto con</w:t>
-      </w:r>
-      <w:r>
-        <w:rPr>
-          <w:rFonts w:ascii="Arial" w:hAnsi="Arial" w:cs="Arial"/>
-        </w:rPr>
-        <w:t xml:space="preserve">ferido </w:t>
+      <w:r>
+        <w:rPr>
+          <w:rFonts w:ascii="Arial" w:hAnsi="Arial" w:cs="Arial"/>
+        </w:rPr>
+        <w:t xml:space="preserve">(   ) Relatório de registro de ponto conferido </w:t>
       </w:r>
     </w:p>
     <w:p>
@@ -2753,20 +2549,11 @@
           <w:rFonts w:ascii="Arial" w:hAnsi="Arial" w:cs="Arial"/>
         </w:rPr>
       </w:pPr>
-      <w:proofErr w:type="gramStart"/>
-      <w:r>
-        <w:rPr>
-          <w:rFonts w:ascii="Arial" w:hAnsi="Arial" w:cs="Arial"/>
-        </w:rPr>
-        <w:lastRenderedPageBreak/>
-        <w:t xml:space="preserve">(  </w:t>
-      </w:r>
-      <w:proofErr w:type="gramEnd"/>
-      <w:r>
-        <w:rPr>
-          <w:rFonts w:ascii="Arial" w:hAnsi="Arial" w:cs="Arial"/>
-        </w:rPr>
-        <w:t xml:space="preserve"> ) Boletim de frequência conferido (   ) Lançamento no sistema  Observação:  </w:t>
+      <w:r>
+        <w:rPr>
+          <w:rFonts w:ascii="Arial" w:hAnsi="Arial" w:cs="Arial"/>
+        </w:rPr>
+        <w:t xml:space="preserve">(   ) Boletim de frequência conferido (   ) Lançamento no sistema  Observação:  </w:t>
       </w:r>
     </w:p>
     <w:p>
@@ -3663,37 +3450,22 @@
           <w:rFonts w:ascii="Arial" w:hAnsi="Arial" w:cs="Arial"/>
           <w:sz w:val="20"/>
         </w:rPr>
-        <w:t xml:space="preserve">Este formulário é um documento oficial. A ausência de qualquer assinatura </w:t>
-      </w:r>
-      <w:r>
-        <w:rPr>
-          <w:rFonts w:ascii="Arial" w:hAnsi="Arial" w:cs="Arial"/>
-          <w:sz w:val="20"/>
-        </w:rPr>
-        <w:t>ou o preenchimento incorreto invalida o ato e sujeita os responsáveis às sanções cabíveis. 1ª Via - RH | 2ª Via - Secretaria de Origem</w:t>
-      </w:r>
-      <w:r>
-        <w:rPr>
-          <w:rFonts w:ascii="Arial" w:hAnsi="Arial" w:cs="Arial"/>
-          <w:sz w:val="20"/>
-        </w:rPr>
-        <w:t xml:space="preserve"> </w:t>
-      </w:r>
-    </w:p>
-    <w:p>
-      <w:pPr>
-        <w:spacing w:after="0" w:line="259" w:lineRule="auto"/>
-        <w:ind w:left="0" w:firstLine="0"/>
-        <w:jc w:val="both"/>
-        <w:rPr>
-          <w:rFonts w:ascii="Arial" w:hAnsi="Arial" w:cs="Arial"/>
-        </w:rPr>
-      </w:pPr>
-      <w:r>
-        <w:rPr>
-          <w:rFonts w:ascii="Arial" w:hAnsi="Arial" w:cs="Arial"/>
-        </w:rPr>
-        <w:lastRenderedPageBreak/>
+        <w:t xml:space="preserve">Este formulário é um documento oficial. A ausência de qualquer assinatura ou o preenchimento incorreto invalida o ato e sujeita os responsáveis às sanções cabíveis. 1ª Via - RH | 2ª Via - Secretaria de Origem </w:t>
+      </w:r>
+    </w:p>
+    <w:p>
+      <w:pPr>
+        <w:spacing w:after="0" w:line="259" w:lineRule="auto"/>
+        <w:ind w:left="0" w:firstLine="0"/>
+        <w:jc w:val="both"/>
+        <w:rPr>
+          <w:rFonts w:ascii="Arial" w:hAnsi="Arial" w:cs="Arial"/>
+        </w:rPr>
+      </w:pPr>
+      <w:r>
+        <w:rPr>
+          <w:rFonts w:ascii="Arial" w:hAnsi="Arial" w:cs="Arial"/>
+        </w:rPr>
         <w:t xml:space="preserve"> </w:t>
       </w:r>
     </w:p>
@@ -3729,7 +3501,7 @@
 </file>
 
 <file path=word/endnotes.xml><?xml version="1.0" encoding="utf-8"?>
-<w:endnotes xmlns:wpc="http://schemas.microsoft.com/office/word/2010/wordprocessingCanvas" xmlns:cx="http://schemas.microsoft.com/office/drawing/2014/chartex" xmlns:cx1="http://schemas.microsoft.com/office/drawing/2015/9/8/chartex" xmlns:cx2="http://schemas.microsoft.com/office/drawing/2015/10/21/chartex" xmlns:cx3="http://schemas.microsoft.com/office/drawing/2016/5/9/chartex" xmlns:cx4="http://schemas.microsoft.com/office/drawing/2016/5/10/chartex" xmlns:cx5="http://schemas.microsoft.com/office/drawing/2016/5/11/chartex" xmlns:cx6="http://schemas.microsoft.com/office/drawing/2016/5/12/chartex" xmlns:cx7="http://schemas.microsoft.com/office/drawing/2016/5/13/chartex" xmlns:cx8="http://schemas.microsoft.com/office/drawing/2016/5/14/chartex" xmlns:mc="http://schemas.openxmlformats.org/markup-compatibility/2006" xmlns:aink="http://schemas.microsoft.com/office/drawing/2016/ink" xmlns:am3d="http://schemas.microsoft.com/office/drawing/2017/model3d" xmlns:o="urn:schemas-microsoft-com:office:office" xmlns:r="http://schemas.openxmlformats.org/officeDocument/2006/relationships" xmlns:m="http://schemas.openxmlformats.org/officeDocument/2006/math" xmlns:v="urn:schemas-microsoft-com:vml" xmlns:wp14="http://schemas.microsoft.com/office/word/2010/wordprocessingDrawing" xmlns:wp="http://schemas.openxmlformats.org/drawingml/2006/wordprocessingDrawing" xmlns:w10="urn:schemas-microsoft-com:office:word" xmlns:w="http://schemas.openxmlformats.org/wordprocessingml/2006/main" xmlns:w14="http://schemas.microsoft.com/office/word/2010/wordml" xmlns:w15="http://schemas.microsoft.com/office/word/2012/wordml" xmlns:w16cex="http://schemas.microsoft.com/office/word/2018/wordml/cex" xmlns:w16cid="http://schemas.microsoft.com/office/word/2016/wordml/cid" xmlns:w16="http://schemas.microsoft.com/office/word/2018/wordml" xmlns:w16sdtdh="http://schemas.microsoft.com/office/word/2020/wordml/sdtdatahash" xmlns:w16se="http://schemas.microsoft.com/office/word/2015/wordml/symex" xmlns:wpg="http://schemas.microsoft.com/office/word/2010/wordprocessingGroup" xmlns:wpi="http://schemas.microsoft.com/office/word/2010/wordprocessingInk" xmlns:wne="http://schemas.microsoft.com/office/word/2006/wordml" xmlns:wps="http://schemas.microsoft.com/office/word/2010/wordprocessingShape" mc:Ignorable="w14 w15 w16se w16cid w16 w16cex w16sdtdh wp14">
+<w:endnotes xmlns:wpc="http://schemas.microsoft.com/office/word/2010/wordprocessingCanvas" xmlns:cx="http://schemas.microsoft.com/office/drawing/2014/chartex" xmlns:cx1="http://schemas.microsoft.com/office/drawing/2015/9/8/chartex" xmlns:cx2="http://schemas.microsoft.com/office/drawing/2015/10/21/chartex" xmlns:cx3="http://schemas.microsoft.com/office/drawing/2016/5/9/chartex" xmlns:cx4="http://schemas.microsoft.com/office/drawing/2016/5/10/chartex" xmlns:cx5="http://schemas.microsoft.com/office/drawing/2016/5/11/chartex" xmlns:cx6="http://schemas.microsoft.com/office/drawing/2016/5/12/chartex" xmlns:cx7="http://schemas.microsoft.com/office/drawing/2016/5/13/chartex" xmlns:cx8="http://schemas.microsoft.com/office/drawing/2016/5/14/chartex" xmlns:mc="http://schemas.openxmlformats.org/markup-compatibility/2006" xmlns:aink="http://schemas.microsoft.com/office/drawing/2016/ink" xmlns:am3d="http://schemas.microsoft.com/office/drawing/2017/model3d" xmlns:o="urn:schemas-microsoft-com:office:office" xmlns:oel="http://schemas.microsoft.com/office/2019/extlst" xmlns:r="http://schemas.openxmlformats.org/officeDocument/2006/relationships" xmlns:m="http://schemas.openxmlformats.org/officeDocument/2006/math" xmlns:v="urn:schemas-microsoft-com:vml" xmlns:wp14="http://schemas.microsoft.com/office/word/2010/wordprocessingDrawing" xmlns:wp="http://schemas.openxmlformats.org/drawingml/2006/wordprocessingDrawing" xmlns:w10="urn:schemas-microsoft-com:office:word" xmlns:w="http://schemas.openxmlformats.org/wordprocessingml/2006/main" xmlns:w14="http://schemas.microsoft.com/office/word/2010/wordml" xmlns:w15="http://schemas.microsoft.com/office/word/2012/wordml" xmlns:w16cex="http://schemas.microsoft.com/office/word/2018/wordml/cex" xmlns:w16cid="http://schemas.microsoft.com/office/word/2016/wordml/cid" xmlns:w16="http://schemas.microsoft.com/office/word/2018/wordml" xmlns:w16du="http://schemas.microsoft.com/office/word/2023/wordml/word16du" xmlns:w16sdtdh="http://schemas.microsoft.com/office/word/2020/wordml/sdtdatahash" xmlns:w16sdtfl="http://schemas.microsoft.com/office/word/2024/wordml/sdtformatlock" xmlns:w16se="http://schemas.microsoft.com/office/word/2015/wordml/symex" xmlns:wpg="http://schemas.microsoft.com/office/word/2010/wordprocessingGroup" xmlns:wpi="http://schemas.microsoft.com/office/word/2010/wordprocessingInk" xmlns:wne="http://schemas.microsoft.com/office/word/2006/wordml" xmlns:wps="http://schemas.microsoft.com/office/word/2010/wordprocessingShape" mc:Ignorable="w14 w15 w16se w16cid w16 w16cex w16sdtdh w16sdtfl w16du wp14">
   <w:endnote w:type="separator" w:id="-1">
     <w:p>
       <w:pPr>
@@ -3754,7 +3526,7 @@
 </file>
 
 <file path=word/footer1.xml><?xml version="1.0" encoding="utf-8"?>
-<w:ftr xmlns:wpc="http://schemas.microsoft.com/office/word/2010/wordprocessingCanvas" xmlns:cx="http://schemas.microsoft.com/office/drawing/2014/chartex" xmlns:cx1="http://schemas.microsoft.com/office/drawing/2015/9/8/chartex" xmlns:cx2="http://schemas.microsoft.com/office/drawing/2015/10/21/chartex" xmlns:cx3="http://schemas.microsoft.com/office/drawing/2016/5/9/chartex" xmlns:cx4="http://schemas.microsoft.com/office/drawing/2016/5/10/chartex" xmlns:cx5="http://schemas.microsoft.com/office/drawing/2016/5/11/chartex" xmlns:cx6="http://schemas.microsoft.com/office/drawing/2016/5/12/chartex" xmlns:cx7="http://schemas.microsoft.com/office/drawing/2016/5/13/chartex" xmlns:cx8="http://schemas.microsoft.com/office/drawing/2016/5/14/chartex" xmlns:mc="http://schemas.openxmlformats.org/markup-compatibility/2006" xmlns:aink="http://schemas.microsoft.com/office/drawing/2016/ink" xmlns:am3d="http://schemas.microsoft.com/office/drawing/2017/model3d" xmlns:o="urn:schemas-microsoft-com:office:office" xmlns:r="http://schemas.openxmlformats.org/officeDocument/2006/relationships" xmlns:m="http://schemas.openxmlformats.org/officeDocument/2006/math" xmlns:v="urn:schemas-microsoft-com:vml" xmlns:wp14="http://schemas.microsoft.com/office/word/2010/wordprocessingDrawing" xmlns:wp="http://schemas.openxmlformats.org/drawingml/2006/wordprocessingDrawing" xmlns:w10="urn:schemas-microsoft-com:office:word" xmlns:w="http://schemas.openxmlformats.org/wordprocessingml/2006/main" xmlns:w14="http://schemas.microsoft.com/office/word/2010/wordml" xmlns:w15="http://schemas.microsoft.com/office/word/2012/wordml" xmlns:w16cex="http://schemas.microsoft.com/office/word/2018/wordml/cex" xmlns:w16cid="http://schemas.microsoft.com/office/word/2016/wordml/cid" xmlns:w16="http://schemas.microsoft.com/office/word/2018/wordml" xmlns:w16sdtdh="http://schemas.microsoft.com/office/word/2020/wordml/sdtdatahash" xmlns:w16se="http://schemas.microsoft.com/office/word/2015/wordml/symex" xmlns:wpg="http://schemas.microsoft.com/office/word/2010/wordprocessingGroup" xmlns:wpi="http://schemas.microsoft.com/office/word/2010/wordprocessingInk" xmlns:wne="http://schemas.microsoft.com/office/word/2006/wordml" xmlns:wps="http://schemas.microsoft.com/office/word/2010/wordprocessingShape" mc:Ignorable="w14 w15 w16se w16cid w16 w16cex w16sdtdh wp14">
+<w:ftr xmlns:wpc="http://schemas.microsoft.com/office/word/2010/wordprocessingCanvas" xmlns:cx="http://schemas.microsoft.com/office/drawing/2014/chartex" xmlns:cx1="http://schemas.microsoft.com/office/drawing/2015/9/8/chartex" xmlns:cx2="http://schemas.microsoft.com/office/drawing/2015/10/21/chartex" xmlns:cx3="http://schemas.microsoft.com/office/drawing/2016/5/9/chartex" xmlns:cx4="http://schemas.microsoft.com/office/drawing/2016/5/10/chartex" xmlns:cx5="http://schemas.microsoft.com/office/drawing/2016/5/11/chartex" xmlns:cx6="http://schemas.microsoft.com/office/drawing/2016/5/12/chartex" xmlns:cx7="http://schemas.microsoft.com/office/drawing/2016/5/13/chartex" xmlns:cx8="http://schemas.microsoft.com/office/drawing/2016/5/14/chartex" xmlns:mc="http://schemas.openxmlformats.org/markup-compatibility/2006" xmlns:aink="http://schemas.microsoft.com/office/drawing/2016/ink" xmlns:am3d="http://schemas.microsoft.com/office/drawing/2017/model3d" xmlns:o="urn:schemas-microsoft-com:office:office" xmlns:oel="http://schemas.microsoft.com/office/2019/extlst" xmlns:r="http://schemas.openxmlformats.org/officeDocument/2006/relationships" xmlns:m="http://schemas.openxmlformats.org/officeDocument/2006/math" xmlns:v="urn:schemas-microsoft-com:vml" xmlns:wp14="http://schemas.microsoft.com/office/word/2010/wordprocessingDrawing" xmlns:wp="http://schemas.openxmlformats.org/drawingml/2006/wordprocessingDrawing" xmlns:w10="urn:schemas-microsoft-com:office:word" xmlns:w="http://schemas.openxmlformats.org/wordprocessingml/2006/main" xmlns:w14="http://schemas.microsoft.com/office/word/2010/wordml" xmlns:w15="http://schemas.microsoft.com/office/word/2012/wordml" xmlns:w16cex="http://schemas.microsoft.com/office/word/2018/wordml/cex" xmlns:w16cid="http://schemas.microsoft.com/office/word/2016/wordml/cid" xmlns:w16="http://schemas.microsoft.com/office/word/2018/wordml" xmlns:w16du="http://schemas.microsoft.com/office/word/2023/wordml/word16du" xmlns:w16sdtdh="http://schemas.microsoft.com/office/word/2020/wordml/sdtdatahash" xmlns:w16sdtfl="http://schemas.microsoft.com/office/word/2024/wordml/sdtformatlock" xmlns:w16se="http://schemas.microsoft.com/office/word/2015/wordml/symex" xmlns:wpg="http://schemas.microsoft.com/office/word/2010/wordprocessingGroup" xmlns:wpi="http://schemas.microsoft.com/office/word/2010/wordprocessingInk" xmlns:wne="http://schemas.microsoft.com/office/word/2006/wordml" xmlns:wps="http://schemas.microsoft.com/office/word/2010/wordprocessingShape" mc:Ignorable="w14 w15 w16se w16cid w16 w16cex w16sdtdh w16sdtfl w16du wp14">
   <w:p>
     <w:pPr>
       <w:spacing w:after="75" w:line="259" w:lineRule="auto"/>
@@ -3834,21 +3606,7 @@
       <w:rPr>
         <w:sz w:val="20"/>
       </w:rPr>
-      <w:t xml:space="preserve"> PREFEITURA DE SÃO MATEUS DO SUL                                 </w:t>
-    </w:r>
-    <w:proofErr w:type="gramStart"/>
-    <w:r>
-      <w:rPr>
-        <w:sz w:val="20"/>
-      </w:rPr>
-      <w:t xml:space="preserve">   (</w:t>
-    </w:r>
-    <w:proofErr w:type="gramEnd"/>
-    <w:r>
-      <w:rPr>
-        <w:sz w:val="20"/>
-      </w:rPr>
-      <w:t xml:space="preserve">42) 3912-7008                                                                                       </w:t>
+      <w:t xml:space="preserve"> PREFEITURA DE SÃO MATEUS DO SUL                                    (42) 3912-7008                                                                                       </w:t>
     </w:r>
     <w:r>
       <w:rPr>
@@ -3868,21 +3626,14 @@
         <w:color w:val="65656B"/>
         <w:sz w:val="20"/>
       </w:rPr>
-      <w:t xml:space="preserve">     </w:t>
-    </w:r>
-    <w:r>
-      <w:rPr>
-        <w:color w:val="65656B"/>
-        <w:sz w:val="20"/>
-      </w:rPr>
-      <w:t xml:space="preserve">               </w:t>
+      <w:t xml:space="preserve">                    </w:t>
     </w:r>
   </w:p>
 </w:ftr>
 </file>
 
 <file path=word/footer2.xml><?xml version="1.0" encoding="utf-8"?>
-<w:ftr xmlns:wpc="http://schemas.microsoft.com/office/word/2010/wordprocessingCanvas" xmlns:cx="http://schemas.microsoft.com/office/drawing/2014/chartex" xmlns:cx1="http://schemas.microsoft.com/office/drawing/2015/9/8/chartex" xmlns:cx2="http://schemas.microsoft.com/office/drawing/2015/10/21/chartex" xmlns:cx3="http://schemas.microsoft.com/office/drawing/2016/5/9/chartex" xmlns:cx4="http://schemas.microsoft.com/office/drawing/2016/5/10/chartex" xmlns:cx5="http://schemas.microsoft.com/office/drawing/2016/5/11/chartex" xmlns:cx6="http://schemas.microsoft.com/office/drawing/2016/5/12/chartex" xmlns:cx7="http://schemas.microsoft.com/office/drawing/2016/5/13/chartex" xmlns:cx8="http://schemas.microsoft.com/office/drawing/2016/5/14/chartex" xmlns:mc="http://schemas.openxmlformats.org/markup-compatibility/2006" xmlns:aink="http://schemas.microsoft.com/office/drawing/2016/ink" xmlns:am3d="http://schemas.microsoft.com/office/drawing/2017/model3d" xmlns:o="urn:schemas-microsoft-com:office:office" xmlns:r="http://schemas.openxmlformats.org/officeDocument/2006/relationships" xmlns:m="http://schemas.openxmlformats.org/officeDocument/2006/math" xmlns:v="urn:schemas-microsoft-com:vml" xmlns:wp14="http://schemas.microsoft.com/office/word/2010/wordprocessingDrawing" xmlns:wp="http://schemas.openxmlformats.org/drawingml/2006/wordprocessingDrawing" xmlns:w10="urn:schemas-microsoft-com:office:word" xmlns:w="http://schemas.openxmlformats.org/wordprocessingml/2006/main" xmlns:w14="http://schemas.microsoft.com/office/word/2010/wordml" xmlns:w15="http://schemas.microsoft.com/office/word/2012/wordml" xmlns:w16cex="http://schemas.microsoft.com/office/word/2018/wordml/cex" xmlns:w16cid="http://schemas.microsoft.com/office/word/2016/wordml/cid" xmlns:w16="http://schemas.microsoft.com/office/word/2018/wordml" xmlns:w16sdtdh="http://schemas.microsoft.com/office/word/2020/wordml/sdtdatahash" xmlns:w16se="http://schemas.microsoft.com/office/word/2015/wordml/symex" xmlns:wpg="http://schemas.microsoft.com/office/word/2010/wordprocessingGroup" xmlns:wpi="http://schemas.microsoft.com/office/word/2010/wordprocessingInk" xmlns:wne="http://schemas.microsoft.com/office/word/2006/wordml" xmlns:wps="http://schemas.microsoft.com/office/word/2010/wordprocessingShape" mc:Ignorable="w14 w15 w16se w16cid w16 w16cex w16sdtdh wp14">
+<w:ftr xmlns:wpc="http://schemas.microsoft.com/office/word/2010/wordprocessingCanvas" xmlns:cx="http://schemas.microsoft.com/office/drawing/2014/chartex" xmlns:cx1="http://schemas.microsoft.com/office/drawing/2015/9/8/chartex" xmlns:cx2="http://schemas.microsoft.com/office/drawing/2015/10/21/chartex" xmlns:cx3="http://schemas.microsoft.com/office/drawing/2016/5/9/chartex" xmlns:cx4="http://schemas.microsoft.com/office/drawing/2016/5/10/chartex" xmlns:cx5="http://schemas.microsoft.com/office/drawing/2016/5/11/chartex" xmlns:cx6="http://schemas.microsoft.com/office/drawing/2016/5/12/chartex" xmlns:cx7="http://schemas.microsoft.com/office/drawing/2016/5/13/chartex" xmlns:cx8="http://schemas.microsoft.com/office/drawing/2016/5/14/chartex" xmlns:mc="http://schemas.openxmlformats.org/markup-compatibility/2006" xmlns:aink="http://schemas.microsoft.com/office/drawing/2016/ink" xmlns:am3d="http://schemas.microsoft.com/office/drawing/2017/model3d" xmlns:o="urn:schemas-microsoft-com:office:office" xmlns:oel="http://schemas.microsoft.com/office/2019/extlst" xmlns:r="http://schemas.openxmlformats.org/officeDocument/2006/relationships" xmlns:m="http://schemas.openxmlformats.org/officeDocument/2006/math" xmlns:v="urn:schemas-microsoft-com:vml" xmlns:wp14="http://schemas.microsoft.com/office/word/2010/wordprocessingDrawing" xmlns:wp="http://schemas.openxmlformats.org/drawingml/2006/wordprocessingDrawing" xmlns:w10="urn:schemas-microsoft-com:office:word" xmlns:w="http://schemas.openxmlformats.org/wordprocessingml/2006/main" xmlns:w14="http://schemas.microsoft.com/office/word/2010/wordml" xmlns:w15="http://schemas.microsoft.com/office/word/2012/wordml" xmlns:w16cex="http://schemas.microsoft.com/office/word/2018/wordml/cex" xmlns:w16cid="http://schemas.microsoft.com/office/word/2016/wordml/cid" xmlns:w16="http://schemas.microsoft.com/office/word/2018/wordml" xmlns:w16du="http://schemas.microsoft.com/office/word/2023/wordml/word16du" xmlns:w16sdtdh="http://schemas.microsoft.com/office/word/2020/wordml/sdtdatahash" xmlns:w16sdtfl="http://schemas.microsoft.com/office/word/2024/wordml/sdtformatlock" xmlns:w16se="http://schemas.microsoft.com/office/word/2015/wordml/symex" xmlns:wpg="http://schemas.microsoft.com/office/word/2010/wordprocessingGroup" xmlns:wpi="http://schemas.microsoft.com/office/word/2010/wordprocessingInk" xmlns:wne="http://schemas.microsoft.com/office/word/2006/wordml" xmlns:wps="http://schemas.microsoft.com/office/word/2010/wordprocessingShape" mc:Ignorable="w14 w15 w16se w16cid w16 w16cex w16sdtdh w16sdtfl w16du wp14">
   <w:p>
     <w:pPr>
       <w:spacing w:after="75" w:line="259" w:lineRule="auto"/>
@@ -3962,35 +3713,14 @@
       <w:rPr>
         <w:sz w:val="20"/>
       </w:rPr>
-      <w:t xml:space="preserve"> PREFEITURA DE SÃO MATEUS DO SUL                                 </w:t>
-    </w:r>
-    <w:proofErr w:type="gramStart"/>
-    <w:r>
-      <w:rPr>
-        <w:sz w:val="20"/>
-      </w:rPr>
-      <w:t xml:space="preserve">   (</w:t>
-    </w:r>
-    <w:proofErr w:type="gramEnd"/>
-    <w:r>
-      <w:rPr>
-        <w:sz w:val="20"/>
-      </w:rPr>
-      <w:t xml:space="preserve">42) 3912-7008                                                                                       </w:t>
+      <w:t xml:space="preserve"> PREFEITURA DE SÃO MATEUS DO SUL                                    (42) 3912-7008                                                                                       </w:t>
     </w:r>
     <w:r>
       <w:rPr>
         <w:color w:val="65656B"/>
         <w:sz w:val="20"/>
       </w:rPr>
-      <w:t xml:space="preserve"> Rua Barão do Rio Branco,431 </w:t>
-    </w:r>
-    <w:r>
-      <w:rPr>
-        <w:color w:val="65656B"/>
-        <w:sz w:val="20"/>
-      </w:rPr>
-      <w:t xml:space="preserve">– Centro                      </w:t>
+      <w:t xml:space="preserve"> Rua Barão do Rio Branco,431 – Centro                      </w:t>
     </w:r>
     <w:r>
       <w:rPr>
@@ -4010,7 +3740,7 @@
 </file>
 
 <file path=word/footer3.xml><?xml version="1.0" encoding="utf-8"?>
-<w:ftr xmlns:wpc="http://schemas.microsoft.com/office/word/2010/wordprocessingCanvas" xmlns:cx="http://schemas.microsoft.com/office/drawing/2014/chartex" xmlns:cx1="http://schemas.microsoft.com/office/drawing/2015/9/8/chartex" xmlns:cx2="http://schemas.microsoft.com/office/drawing/2015/10/21/chartex" xmlns:cx3="http://schemas.microsoft.com/office/drawing/2016/5/9/chartex" xmlns:cx4="http://schemas.microsoft.com/office/drawing/2016/5/10/chartex" xmlns:cx5="http://schemas.microsoft.com/office/drawing/2016/5/11/chartex" xmlns:cx6="http://schemas.microsoft.com/office/drawing/2016/5/12/chartex" xmlns:cx7="http://schemas.microsoft.com/office/drawing/2016/5/13/chartex" xmlns:cx8="http://schemas.microsoft.com/office/drawing/2016/5/14/chartex" xmlns:mc="http://schemas.openxmlformats.org/markup-compatibility/2006" xmlns:aink="http://schemas.microsoft.com/office/drawing/2016/ink" xmlns:am3d="http://schemas.microsoft.com/office/drawing/2017/model3d" xmlns:o="urn:schemas-microsoft-com:office:office" xmlns:r="http://schemas.openxmlformats.org/officeDocument/2006/relationships" xmlns:m="http://schemas.openxmlformats.org/officeDocument/2006/math" xmlns:v="urn:schemas-microsoft-com:vml" xmlns:wp14="http://schemas.microsoft.com/office/word/2010/wordprocessingDrawing" xmlns:wp="http://schemas.openxmlformats.org/drawingml/2006/wordprocessingDrawing" xmlns:w10="urn:schemas-microsoft-com:office:word" xmlns:w="http://schemas.openxmlformats.org/wordprocessingml/2006/main" xmlns:w14="http://schemas.microsoft.com/office/word/2010/wordml" xmlns:w15="http://schemas.microsoft.com/office/word/2012/wordml" xmlns:w16cex="http://schemas.microsoft.com/office/word/2018/wordml/cex" xmlns:w16cid="http://schemas.microsoft.com/office/word/2016/wordml/cid" xmlns:w16="http://schemas.microsoft.com/office/word/2018/wordml" xmlns:w16sdtdh="http://schemas.microsoft.com/office/word/2020/wordml/sdtdatahash" xmlns:w16se="http://schemas.microsoft.com/office/word/2015/wordml/symex" xmlns:wpg="http://schemas.microsoft.com/office/word/2010/wordprocessingGroup" xmlns:wpi="http://schemas.microsoft.com/office/word/2010/wordprocessingInk" xmlns:wne="http://schemas.microsoft.com/office/word/2006/wordml" xmlns:wps="http://schemas.microsoft.com/office/word/2010/wordprocessingShape" mc:Ignorable="w14 w15 w16se w16cid w16 w16cex w16sdtdh wp14">
+<w:ftr xmlns:wpc="http://schemas.microsoft.com/office/word/2010/wordprocessingCanvas" xmlns:cx="http://schemas.microsoft.com/office/drawing/2014/chartex" xmlns:cx1="http://schemas.microsoft.com/office/drawing/2015/9/8/chartex" xmlns:cx2="http://schemas.microsoft.com/office/drawing/2015/10/21/chartex" xmlns:cx3="http://schemas.microsoft.com/office/drawing/2016/5/9/chartex" xmlns:cx4="http://schemas.microsoft.com/office/drawing/2016/5/10/chartex" xmlns:cx5="http://schemas.microsoft.com/office/drawing/2016/5/11/chartex" xmlns:cx6="http://schemas.microsoft.com/office/drawing/2016/5/12/chartex" xmlns:cx7="http://schemas.microsoft.com/office/drawing/2016/5/13/chartex" xmlns:cx8="http://schemas.microsoft.com/office/drawing/2016/5/14/chartex" xmlns:mc="http://schemas.openxmlformats.org/markup-compatibility/2006" xmlns:aink="http://schemas.microsoft.com/office/drawing/2016/ink" xmlns:am3d="http://schemas.microsoft.com/office/drawing/2017/model3d" xmlns:o="urn:schemas-microsoft-com:office:office" xmlns:oel="http://schemas.microsoft.com/office/2019/extlst" xmlns:r="http://schemas.openxmlformats.org/officeDocument/2006/relationships" xmlns:m="http://schemas.openxmlformats.org/officeDocument/2006/math" xmlns:v="urn:schemas-microsoft-com:vml" xmlns:wp14="http://schemas.microsoft.com/office/word/2010/wordprocessingDrawing" xmlns:wp="http://schemas.openxmlformats.org/drawingml/2006/wordprocessingDrawing" xmlns:w10="urn:schemas-microsoft-com:office:word" xmlns:w="http://schemas.openxmlformats.org/wordprocessingml/2006/main" xmlns:w14="http://schemas.microsoft.com/office/word/2010/wordml" xmlns:w15="http://schemas.microsoft.com/office/word/2012/wordml" xmlns:w16cex="http://schemas.microsoft.com/office/word/2018/wordml/cex" xmlns:w16cid="http://schemas.microsoft.com/office/word/2016/wordml/cid" xmlns:w16="http://schemas.microsoft.com/office/word/2018/wordml" xmlns:w16du="http://schemas.microsoft.com/office/word/2023/wordml/word16du" xmlns:w16sdtdh="http://schemas.microsoft.com/office/word/2020/wordml/sdtdatahash" xmlns:w16sdtfl="http://schemas.microsoft.com/office/word/2024/wordml/sdtformatlock" xmlns:w16se="http://schemas.microsoft.com/office/word/2015/wordml/symex" xmlns:wpg="http://schemas.microsoft.com/office/word/2010/wordprocessingGroup" xmlns:wpi="http://schemas.microsoft.com/office/word/2010/wordprocessingInk" xmlns:wne="http://schemas.microsoft.com/office/word/2006/wordml" xmlns:wps="http://schemas.microsoft.com/office/word/2010/wordprocessingShape" mc:Ignorable="w14 w15 w16se w16cid w16 w16cex w16sdtdh w16sdtfl w16du wp14">
   <w:p>
     <w:pPr>
       <w:spacing w:after="75" w:line="259" w:lineRule="auto"/>
@@ -4090,21 +3820,7 @@
       <w:rPr>
         <w:sz w:val="20"/>
       </w:rPr>
-      <w:t xml:space="preserve"> PREFEITURA DE SÃO MATEUS DO SUL                                 </w:t>
-    </w:r>
-    <w:proofErr w:type="gramStart"/>
-    <w:r>
-      <w:rPr>
-        <w:sz w:val="20"/>
-      </w:rPr>
-      <w:t xml:space="preserve">   (</w:t>
-    </w:r>
-    <w:proofErr w:type="gramEnd"/>
-    <w:r>
-      <w:rPr>
-        <w:sz w:val="20"/>
-      </w:rPr>
-      <w:t xml:space="preserve">42) 3912-7008                                                                                       </w:t>
+      <w:t xml:space="preserve"> PREFEITURA DE SÃO MATEUS DO SUL                                    (42) 3912-7008                                                                                       </w:t>
     </w:r>
     <w:r>
       <w:rPr>
@@ -4131,7 +3847,7 @@
 </file>
 
 <file path=word/footnotes.xml><?xml version="1.0" encoding="utf-8"?>
-<w:footnotes xmlns:wpc="http://schemas.microsoft.com/office/word/2010/wordprocessingCanvas" xmlns:cx="http://schemas.microsoft.com/office/drawing/2014/chartex" xmlns:cx1="http://schemas.microsoft.com/office/drawing/2015/9/8/chartex" xmlns:cx2="http://schemas.microsoft.com/office/drawing/2015/10/21/chartex" xmlns:cx3="http://schemas.microsoft.com/office/drawing/2016/5/9/chartex" xmlns:cx4="http://schemas.microsoft.com/office/drawing/2016/5/10/chartex" xmlns:cx5="http://schemas.microsoft.com/office/drawing/2016/5/11/chartex" xmlns:cx6="http://schemas.microsoft.com/office/drawing/2016/5/12/chartex" xmlns:cx7="http://schemas.microsoft.com/office/drawing/2016/5/13/chartex" xmlns:cx8="http://schemas.microsoft.com/office/drawing/2016/5/14/chartex" xmlns:mc="http://schemas.openxmlformats.org/markup-compatibility/2006" xmlns:aink="http://schemas.microsoft.com/office/drawing/2016/ink" xmlns:am3d="http://schemas.microsoft.com/office/drawing/2017/model3d" xmlns:o="urn:schemas-microsoft-com:office:office" xmlns:r="http://schemas.openxmlformats.org/officeDocument/2006/relationships" xmlns:m="http://schemas.openxmlformats.org/officeDocument/2006/math" xmlns:v="urn:schemas-microsoft-com:vml" xmlns:wp14="http://schemas.microsoft.com/office/word/2010/wordprocessingDrawing" xmlns:wp="http://schemas.openxmlformats.org/drawingml/2006/wordprocessingDrawing" xmlns:w10="urn:schemas-microsoft-com:office:word" xmlns:w="http://schemas.openxmlformats.org/wordprocessingml/2006/main" xmlns:w14="http://schemas.microsoft.com/office/word/2010/wordml" xmlns:w15="http://schemas.microsoft.com/office/word/2012/wordml" xmlns:w16cex="http://schemas.microsoft.com/office/word/2018/wordml/cex" xmlns:w16cid="http://schemas.microsoft.com/office/word/2016/wordml/cid" xmlns:w16="http://schemas.microsoft.com/office/word/2018/wordml" xmlns:w16sdtdh="http://schemas.microsoft.com/office/word/2020/wordml/sdtdatahash" xmlns:w16se="http://schemas.microsoft.com/office/word/2015/wordml/symex" xmlns:wpg="http://schemas.microsoft.com/office/word/2010/wordprocessingGroup" xmlns:wpi="http://schemas.microsoft.com/office/word/2010/wordprocessingInk" xmlns:wne="http://schemas.microsoft.com/office/word/2006/wordml" xmlns:wps="http://schemas.microsoft.com/office/word/2010/wordprocessingShape" mc:Ignorable="w14 w15 w16se w16cid w16 w16cex w16sdtdh wp14">
+<w:footnotes xmlns:wpc="http://schemas.microsoft.com/office/word/2010/wordprocessingCanvas" xmlns:cx="http://schemas.microsoft.com/office/drawing/2014/chartex" xmlns:cx1="http://schemas.microsoft.com/office/drawing/2015/9/8/chartex" xmlns:cx2="http://schemas.microsoft.com/office/drawing/2015/10/21/chartex" xmlns:cx3="http://schemas.microsoft.com/office/drawing/2016/5/9/chartex" xmlns:cx4="http://schemas.microsoft.com/office/drawing/2016/5/10/chartex" xmlns:cx5="http://schemas.microsoft.com/office/drawing/2016/5/11/chartex" xmlns:cx6="http://schemas.microsoft.com/office/drawing/2016/5/12/chartex" xmlns:cx7="http://schemas.microsoft.com/office/drawing/2016/5/13/chartex" xmlns:cx8="http://schemas.microsoft.com/office/drawing/2016/5/14/chartex" xmlns:mc="http://schemas.openxmlformats.org/markup-compatibility/2006" xmlns:aink="http://schemas.microsoft.com/office/drawing/2016/ink" xmlns:am3d="http://schemas.microsoft.com/office/drawing/2017/model3d" xmlns:o="urn:schemas-microsoft-com:office:office" xmlns:oel="http://schemas.microsoft.com/office/2019/extlst" xmlns:r="http://schemas.openxmlformats.org/officeDocument/2006/relationships" xmlns:m="http://schemas.openxmlformats.org/officeDocument/2006/math" xmlns:v="urn:schemas-microsoft-com:vml" xmlns:wp14="http://schemas.microsoft.com/office/word/2010/wordprocessingDrawing" xmlns:wp="http://schemas.openxmlformats.org/drawingml/2006/wordprocessingDrawing" xmlns:w10="urn:schemas-microsoft-com:office:word" xmlns:w="http://schemas.openxmlformats.org/wordprocessingml/2006/main" xmlns:w14="http://schemas.microsoft.com/office/word/2010/wordml" xmlns:w15="http://schemas.microsoft.com/office/word/2012/wordml" xmlns:w16cex="http://schemas.microsoft.com/office/word/2018/wordml/cex" xmlns:w16cid="http://schemas.microsoft.com/office/word/2016/wordml/cid" xmlns:w16="http://schemas.microsoft.com/office/word/2018/wordml" xmlns:w16du="http://schemas.microsoft.com/office/word/2023/wordml/word16du" xmlns:w16sdtdh="http://schemas.microsoft.com/office/word/2020/wordml/sdtdatahash" xmlns:w16sdtfl="http://schemas.microsoft.com/office/word/2024/wordml/sdtformatlock" xmlns:w16se="http://schemas.microsoft.com/office/word/2015/wordml/symex" xmlns:wpg="http://schemas.microsoft.com/office/word/2010/wordprocessingGroup" xmlns:wpi="http://schemas.microsoft.com/office/word/2010/wordprocessingInk" xmlns:wne="http://schemas.microsoft.com/office/word/2006/wordml" xmlns:wps="http://schemas.microsoft.com/office/word/2010/wordprocessingShape" mc:Ignorable="w14 w15 w16se w16cid w16 w16cex w16sdtdh w16sdtfl w16du wp14">
   <w:footnote w:type="separator" w:id="-1">
     <w:p>
       <w:pPr>
@@ -4156,7 +3872,7 @@
 </file>
 
 <file path=word/header1.xml><?xml version="1.0" encoding="utf-8"?>
-<w:hdr xmlns:wpc="http://schemas.microsoft.com/office/word/2010/wordprocessingCanvas" xmlns:cx="http://schemas.microsoft.com/office/drawing/2014/chartex" xmlns:cx1="http://schemas.microsoft.com/office/drawing/2015/9/8/chartex" xmlns:cx2="http://schemas.microsoft.com/office/drawing/2015/10/21/chartex" xmlns:cx3="http://schemas.microsoft.com/office/drawing/2016/5/9/chartex" xmlns:cx4="http://schemas.microsoft.com/office/drawing/2016/5/10/chartex" xmlns:cx5="http://schemas.microsoft.com/office/drawing/2016/5/11/chartex" xmlns:cx6="http://schemas.microsoft.com/office/drawing/2016/5/12/chartex" xmlns:cx7="http://schemas.microsoft.com/office/drawing/2016/5/13/chartex" xmlns:cx8="http://schemas.microsoft.com/office/drawing/2016/5/14/chartex" xmlns:mc="http://schemas.openxmlformats.org/markup-compatibility/2006" xmlns:aink="http://schemas.microsoft.com/office/drawing/2016/ink" xmlns:am3d="http://schemas.microsoft.com/office/drawing/2017/model3d" xmlns:o="urn:schemas-microsoft-com:office:office" xmlns:r="http://schemas.openxmlformats.org/officeDocument/2006/relationships" xmlns:m="http://schemas.openxmlformats.org/officeDocument/2006/math" xmlns:v="urn:schemas-microsoft-com:vml" xmlns:wp14="http://schemas.microsoft.com/office/word/2010/wordprocessingDrawing" xmlns:wp="http://schemas.openxmlformats.org/drawingml/2006/wordprocessingDrawing" xmlns:w10="urn:schemas-microsoft-com:office:word" xmlns:w="http://schemas.openxmlformats.org/wordprocessingml/2006/main" xmlns:w14="http://schemas.microsoft.com/office/word/2010/wordml" xmlns:w15="http://schemas.microsoft.com/office/word/2012/wordml" xmlns:w16cex="http://schemas.microsoft.com/office/word/2018/wordml/cex" xmlns:w16cid="http://schemas.microsoft.com/office/word/2016/wordml/cid" xmlns:w16="http://schemas.microsoft.com/office/word/2018/wordml" xmlns:w16sdtdh="http://schemas.microsoft.com/office/word/2020/wordml/sdtdatahash" xmlns:w16se="http://schemas.microsoft.com/office/word/2015/wordml/symex" xmlns:wpg="http://schemas.microsoft.com/office/word/2010/wordprocessingGroup" xmlns:wpi="http://schemas.microsoft.com/office/word/2010/wordprocessingInk" xmlns:wne="http://schemas.microsoft.com/office/word/2006/wordml" xmlns:wps="http://schemas.microsoft.com/office/word/2010/wordprocessingShape" mc:Ignorable="w14 w15 w16se w16cid w16 w16cex w16sdtdh wp14">
+<w:hdr xmlns:wpc="http://schemas.microsoft.com/office/word/2010/wordprocessingCanvas" xmlns:cx="http://schemas.microsoft.com/office/drawing/2014/chartex" xmlns:cx1="http://schemas.microsoft.com/office/drawing/2015/9/8/chartex" xmlns:cx2="http://schemas.microsoft.com/office/drawing/2015/10/21/chartex" xmlns:cx3="http://schemas.microsoft.com/office/drawing/2016/5/9/chartex" xmlns:cx4="http://schemas.microsoft.com/office/drawing/2016/5/10/chartex" xmlns:cx5="http://schemas.microsoft.com/office/drawing/2016/5/11/chartex" xmlns:cx6="http://schemas.microsoft.com/office/drawing/2016/5/12/chartex" xmlns:cx7="http://schemas.microsoft.com/office/drawing/2016/5/13/chartex" xmlns:cx8="http://schemas.microsoft.com/office/drawing/2016/5/14/chartex" xmlns:mc="http://schemas.openxmlformats.org/markup-compatibility/2006" xmlns:aink="http://schemas.microsoft.com/office/drawing/2016/ink" xmlns:am3d="http://schemas.microsoft.com/office/drawing/2017/model3d" xmlns:o="urn:schemas-microsoft-com:office:office" xmlns:oel="http://schemas.microsoft.com/office/2019/extlst" xmlns:r="http://schemas.openxmlformats.org/officeDocument/2006/relationships" xmlns:m="http://schemas.openxmlformats.org/officeDocument/2006/math" xmlns:v="urn:schemas-microsoft-com:vml" xmlns:wp14="http://schemas.microsoft.com/office/word/2010/wordprocessingDrawing" xmlns:wp="http://schemas.openxmlformats.org/drawingml/2006/wordprocessingDrawing" xmlns:w10="urn:schemas-microsoft-com:office:word" xmlns:w="http://schemas.openxmlformats.org/wordprocessingml/2006/main" xmlns:w14="http://schemas.microsoft.com/office/word/2010/wordml" xmlns:w15="http://schemas.microsoft.com/office/word/2012/wordml" xmlns:w16cex="http://schemas.microsoft.com/office/word/2018/wordml/cex" xmlns:w16cid="http://schemas.microsoft.com/office/word/2016/wordml/cid" xmlns:w16="http://schemas.microsoft.com/office/word/2018/wordml" xmlns:w16du="http://schemas.microsoft.com/office/word/2023/wordml/word16du" xmlns:w16sdtdh="http://schemas.microsoft.com/office/word/2020/wordml/sdtdatahash" xmlns:w16sdtfl="http://schemas.microsoft.com/office/word/2024/wordml/sdtformatlock" xmlns:w16se="http://schemas.microsoft.com/office/word/2015/wordml/symex" xmlns:wpg="http://schemas.microsoft.com/office/word/2010/wordprocessingGroup" xmlns:wpi="http://schemas.microsoft.com/office/word/2010/wordprocessingInk" xmlns:wne="http://schemas.microsoft.com/office/word/2006/wordml" xmlns:wps="http://schemas.microsoft.com/office/word/2010/wordprocessingShape" mc:Ignorable="w14 w15 w16se w16cid w16 w16cex w16sdtdh w16sdtfl w16du wp14">
   <w:p>
     <w:pPr>
       <w:spacing w:after="0" w:line="259" w:lineRule="auto"/>
@@ -4217,7 +3933,7 @@
 </file>
 
 <file path=word/header2.xml><?xml version="1.0" encoding="utf-8"?>
-<w:hdr xmlns:wpc="http://schemas.microsoft.com/office/word/2010/wordprocessingCanvas" xmlns:cx="http://schemas.microsoft.com/office/drawing/2014/chartex" xmlns:cx1="http://schemas.microsoft.com/office/drawing/2015/9/8/chartex" xmlns:cx2="http://schemas.microsoft.com/office/drawing/2015/10/21/chartex" xmlns:cx3="http://schemas.microsoft.com/office/drawing/2016/5/9/chartex" xmlns:cx4="http://schemas.microsoft.com/office/drawing/2016/5/10/chartex" xmlns:cx5="http://schemas.microsoft.com/office/drawing/2016/5/11/chartex" xmlns:cx6="http://schemas.microsoft.com/office/drawing/2016/5/12/chartex" xmlns:cx7="http://schemas.microsoft.com/office/drawing/2016/5/13/chartex" xmlns:cx8="http://schemas.microsoft.com/office/drawing/2016/5/14/chartex" xmlns:mc="http://schemas.openxmlformats.org/markup-compatibility/2006" xmlns:aink="http://schemas.microsoft.com/office/drawing/2016/ink" xmlns:am3d="http://schemas.microsoft.com/office/drawing/2017/model3d" xmlns:o="urn:schemas-microsoft-com:office:office" xmlns:r="http://schemas.openxmlformats.org/officeDocument/2006/relationships" xmlns:m="http://schemas.openxmlformats.org/officeDocument/2006/math" xmlns:v="urn:schemas-microsoft-com:vml" xmlns:wp14="http://schemas.microsoft.com/office/word/2010/wordprocessingDrawing" xmlns:wp="http://schemas.openxmlformats.org/drawingml/2006/wordprocessingDrawing" xmlns:w10="urn:schemas-microsoft-com:office:word" xmlns:w="http://schemas.openxmlformats.org/wordprocessingml/2006/main" xmlns:w14="http://schemas.microsoft.com/office/word/2010/wordml" xmlns:w15="http://schemas.microsoft.com/office/word/2012/wordml" xmlns:w16cex="http://schemas.microsoft.com/office/word/2018/wordml/cex" xmlns:w16cid="http://schemas.microsoft.com/office/word/2016/wordml/cid" xmlns:w16="http://schemas.microsoft.com/office/word/2018/wordml" xmlns:w16sdtdh="http://schemas.microsoft.com/office/word/2020/wordml/sdtdatahash" xmlns:w16se="http://schemas.microsoft.com/office/word/2015/wordml/symex" xmlns:wpg="http://schemas.microsoft.com/office/word/2010/wordprocessingGroup" xmlns:wpi="http://schemas.microsoft.com/office/word/2010/wordprocessingInk" xmlns:wne="http://schemas.microsoft.com/office/word/2006/wordml" xmlns:wps="http://schemas.microsoft.com/office/word/2010/wordprocessingShape" mc:Ignorable="w14 w15 w16se w16cid w16 w16cex w16sdtdh wp14">
+<w:hdr xmlns:wpc="http://schemas.microsoft.com/office/word/2010/wordprocessingCanvas" xmlns:cx="http://schemas.microsoft.com/office/drawing/2014/chartex" xmlns:cx1="http://schemas.microsoft.com/office/drawing/2015/9/8/chartex" xmlns:cx2="http://schemas.microsoft.com/office/drawing/2015/10/21/chartex" xmlns:cx3="http://schemas.microsoft.com/office/drawing/2016/5/9/chartex" xmlns:cx4="http://schemas.microsoft.com/office/drawing/2016/5/10/chartex" xmlns:cx5="http://schemas.microsoft.com/office/drawing/2016/5/11/chartex" xmlns:cx6="http://schemas.microsoft.com/office/drawing/2016/5/12/chartex" xmlns:cx7="http://schemas.microsoft.com/office/drawing/2016/5/13/chartex" xmlns:cx8="http://schemas.microsoft.com/office/drawing/2016/5/14/chartex" xmlns:mc="http://schemas.openxmlformats.org/markup-compatibility/2006" xmlns:aink="http://schemas.microsoft.com/office/drawing/2016/ink" xmlns:am3d="http://schemas.microsoft.com/office/drawing/2017/model3d" xmlns:o="urn:schemas-microsoft-com:office:office" xmlns:oel="http://schemas.microsoft.com/office/2019/extlst" xmlns:r="http://schemas.openxmlformats.org/officeDocument/2006/relationships" xmlns:m="http://schemas.openxmlformats.org/officeDocument/2006/math" xmlns:v="urn:schemas-microsoft-com:vml" xmlns:wp14="http://schemas.microsoft.com/office/word/2010/wordprocessingDrawing" xmlns:wp="http://schemas.openxmlformats.org/drawingml/2006/wordprocessingDrawing" xmlns:w10="urn:schemas-microsoft-com:office:word" xmlns:w="http://schemas.openxmlformats.org/wordprocessingml/2006/main" xmlns:w14="http://schemas.microsoft.com/office/word/2010/wordml" xmlns:w15="http://schemas.microsoft.com/office/word/2012/wordml" xmlns:w16cex="http://schemas.microsoft.com/office/word/2018/wordml/cex" xmlns:w16cid="http://schemas.microsoft.com/office/word/2016/wordml/cid" xmlns:w16="http://schemas.microsoft.com/office/word/2018/wordml" xmlns:w16du="http://schemas.microsoft.com/office/word/2023/wordml/word16du" xmlns:w16sdtdh="http://schemas.microsoft.com/office/word/2020/wordml/sdtdatahash" xmlns:w16sdtfl="http://schemas.microsoft.com/office/word/2024/wordml/sdtformatlock" xmlns:w16se="http://schemas.microsoft.com/office/word/2015/wordml/symex" xmlns:wpg="http://schemas.microsoft.com/office/word/2010/wordprocessingGroup" xmlns:wpi="http://schemas.microsoft.com/office/word/2010/wordprocessingInk" xmlns:wne="http://schemas.microsoft.com/office/word/2006/wordml" xmlns:wps="http://schemas.microsoft.com/office/word/2010/wordprocessingShape" mc:Ignorable="w14 w15 w16se w16cid w16 w16cex w16sdtdh w16sdtfl w16du wp14">
   <w:p>
     <w:pPr>
       <w:spacing w:after="0" w:line="259" w:lineRule="auto"/>
@@ -4278,7 +3994,7 @@
 </file>
 
 <file path=word/header3.xml><?xml version="1.0" encoding="utf-8"?>
-<w:hdr xmlns:wpc="http://schemas.microsoft.com/office/word/2010/wordprocessingCanvas" xmlns:cx="http://schemas.microsoft.com/office/drawing/2014/chartex" xmlns:cx1="http://schemas.microsoft.com/office/drawing/2015/9/8/chartex" xmlns:cx2="http://schemas.microsoft.com/office/drawing/2015/10/21/chartex" xmlns:cx3="http://schemas.microsoft.com/office/drawing/2016/5/9/chartex" xmlns:cx4="http://schemas.microsoft.com/office/drawing/2016/5/10/chartex" xmlns:cx5="http://schemas.microsoft.com/office/drawing/2016/5/11/chartex" xmlns:cx6="http://schemas.microsoft.com/office/drawing/2016/5/12/chartex" xmlns:cx7="http://schemas.microsoft.com/office/drawing/2016/5/13/chartex" xmlns:cx8="http://schemas.microsoft.com/office/drawing/2016/5/14/chartex" xmlns:mc="http://schemas.openxmlformats.org/markup-compatibility/2006" xmlns:aink="http://schemas.microsoft.com/office/drawing/2016/ink" xmlns:am3d="http://schemas.microsoft.com/office/drawing/2017/model3d" xmlns:o="urn:schemas-microsoft-com:office:office" xmlns:r="http://schemas.openxmlformats.org/officeDocument/2006/relationships" xmlns:m="http://schemas.openxmlformats.org/officeDocument/2006/math" xmlns:v="urn:schemas-microsoft-com:vml" xmlns:wp14="http://schemas.microsoft.com/office/word/2010/wordprocessingDrawing" xmlns:wp="http://schemas.openxmlformats.org/drawingml/2006/wordprocessingDrawing" xmlns:w10="urn:schemas-microsoft-com:office:word" xmlns:w="http://schemas.openxmlformats.org/wordprocessingml/2006/main" xmlns:w14="http://schemas.microsoft.com/office/word/2010/wordml" xmlns:w15="http://schemas.microsoft.com/office/word/2012/wordml" xmlns:w16cex="http://schemas.microsoft.com/office/word/2018/wordml/cex" xmlns:w16cid="http://schemas.microsoft.com/office/word/2016/wordml/cid" xmlns:w16="http://schemas.microsoft.com/office/word/2018/wordml" xmlns:w16sdtdh="http://schemas.microsoft.com/office/word/2020/wordml/sdtdatahash" xmlns:w16se="http://schemas.microsoft.com/office/word/2015/wordml/symex" xmlns:wpg="http://schemas.microsoft.com/office/word/2010/wordprocessingGroup" xmlns:wpi="http://schemas.microsoft.com/office/word/2010/wordprocessingInk" xmlns:wne="http://schemas.microsoft.com/office/word/2006/wordml" xmlns:wps="http://schemas.microsoft.com/office/word/2010/wordprocessingShape" mc:Ignorable="w14 w15 w16se w16cid w16 w16cex w16sdtdh wp14">
+<w:hdr xmlns:wpc="http://schemas.microsoft.com/office/word/2010/wordprocessingCanvas" xmlns:cx="http://schemas.microsoft.com/office/drawing/2014/chartex" xmlns:cx1="http://schemas.microsoft.com/office/drawing/2015/9/8/chartex" xmlns:cx2="http://schemas.microsoft.com/office/drawing/2015/10/21/chartex" xmlns:cx3="http://schemas.microsoft.com/office/drawing/2016/5/9/chartex" xmlns:cx4="http://schemas.microsoft.com/office/drawing/2016/5/10/chartex" xmlns:cx5="http://schemas.microsoft.com/office/drawing/2016/5/11/chartex" xmlns:cx6="http://schemas.microsoft.com/office/drawing/2016/5/12/chartex" xmlns:cx7="http://schemas.microsoft.com/office/drawing/2016/5/13/chartex" xmlns:cx8="http://schemas.microsoft.com/office/drawing/2016/5/14/chartex" xmlns:mc="http://schemas.openxmlformats.org/markup-compatibility/2006" xmlns:aink="http://schemas.microsoft.com/office/drawing/2016/ink" xmlns:am3d="http://schemas.microsoft.com/office/drawing/2017/model3d" xmlns:o="urn:schemas-microsoft-com:office:office" xmlns:oel="http://schemas.microsoft.com/office/2019/extlst" xmlns:r="http://schemas.openxmlformats.org/officeDocument/2006/relationships" xmlns:m="http://schemas.openxmlformats.org/officeDocument/2006/math" xmlns:v="urn:schemas-microsoft-com:vml" xmlns:wp14="http://schemas.microsoft.com/office/word/2010/wordprocessingDrawing" xmlns:wp="http://schemas.openxmlformats.org/drawingml/2006/wordprocessingDrawing" xmlns:w10="urn:schemas-microsoft-com:office:word" xmlns:w="http://schemas.openxmlformats.org/wordprocessingml/2006/main" xmlns:w14="http://schemas.microsoft.com/office/word/2010/wordml" xmlns:w15="http://schemas.microsoft.com/office/word/2012/wordml" xmlns:w16cex="http://schemas.microsoft.com/office/word/2018/wordml/cex" xmlns:w16cid="http://schemas.microsoft.com/office/word/2016/wordml/cid" xmlns:w16="http://schemas.microsoft.com/office/word/2018/wordml" xmlns:w16du="http://schemas.microsoft.com/office/word/2023/wordml/word16du" xmlns:w16sdtdh="http://schemas.microsoft.com/office/word/2020/wordml/sdtdatahash" xmlns:w16sdtfl="http://schemas.microsoft.com/office/word/2024/wordml/sdtformatlock" xmlns:w16se="http://schemas.microsoft.com/office/word/2015/wordml/symex" xmlns:wpg="http://schemas.microsoft.com/office/word/2010/wordprocessingGroup" xmlns:wpi="http://schemas.microsoft.com/office/word/2010/wordprocessingInk" xmlns:wne="http://schemas.microsoft.com/office/word/2006/wordml" xmlns:wps="http://schemas.microsoft.com/office/word/2010/wordprocessingShape" mc:Ignorable="w14 w15 w16se w16cid w16 w16cex w16sdtdh w16sdtfl w16du wp14">
   <w:p>
     <w:pPr>
       <w:spacing w:after="0" w:line="259" w:lineRule="auto"/>
@@ -4339,7 +4055,7 @@
 </file>
 
 <file path=word/styles.xml><?xml version="1.0" encoding="utf-8"?>
-<w:styles xmlns:mc="http://schemas.openxmlformats.org/markup-compatibility/2006" xmlns:r="http://schemas.openxmlformats.org/officeDocument/2006/relationships" xmlns:w="http://schemas.openxmlformats.org/wordprocessingml/2006/main" xmlns:w14="http://schemas.microsoft.com/office/word/2010/wordml" xmlns:w15="http://schemas.microsoft.com/office/word/2012/wordml" xmlns:w16cex="http://schemas.microsoft.com/office/word/2018/wordml/cex" xmlns:w16cid="http://schemas.microsoft.com/office/word/2016/wordml/cid" xmlns:w16="http://schemas.microsoft.com/office/word/2018/wordml" xmlns:w16sdtdh="http://schemas.microsoft.com/office/word/2020/wordml/sdtdatahash" xmlns:w16se="http://schemas.microsoft.com/office/word/2015/wordml/symex" mc:Ignorable="w14 w15 w16se w16cid w16 w16cex w16sdtdh">
+<w:styles xmlns:mc="http://schemas.openxmlformats.org/markup-compatibility/2006" xmlns:r="http://schemas.openxmlformats.org/officeDocument/2006/relationships" xmlns:w="http://schemas.openxmlformats.org/wordprocessingml/2006/main" xmlns:w14="http://schemas.microsoft.com/office/word/2010/wordml" xmlns:w15="http://schemas.microsoft.com/office/word/2012/wordml" xmlns:w16cex="http://schemas.microsoft.com/office/word/2018/wordml/cex" xmlns:w16cid="http://schemas.microsoft.com/office/word/2016/wordml/cid" xmlns:w16="http://schemas.microsoft.com/office/word/2018/wordml" xmlns:w16du="http://schemas.microsoft.com/office/word/2023/wordml/word16du" xmlns:w16sdtdh="http://schemas.microsoft.com/office/word/2020/wordml/sdtdatahash" xmlns:w16sdtfl="http://schemas.microsoft.com/office/word/2024/wordml/sdtformatlock" xmlns:w16se="http://schemas.microsoft.com/office/word/2015/wordml/symex" mc:Ignorable="w14 w15 w16se w16cid w16 w16cex w16sdtdh w16sdtfl w16du">
   <w:docDefaults>
     <w:rPrDefault>
       <w:rPr>
